--- a/C#/Assessment2/Part3/VANMINHLE_Data_Driven_Programming_AT2of2_Part3of3.docx
+++ b/C#/Assessment2/Part3/VANMINHLE_Data_Driven_Programming_AT2of2_Part3of3.docx
@@ -9489,7 +9489,7 @@
                 </w:rPr>
                 <w:id w:val="843592277"/>
                 <w14:checkbox>
-                  <w14:checked w14:val="0"/>
+                  <w14:checked w14:val="1"/>
                   <w14:checkedState w14:val="2612" w14:font="MS Gothic"/>
                   <w14:uncheckedState w14:val="2610" w14:font="MS Gothic"/>
                 </w14:checkbox>
@@ -9499,8 +9499,9 @@
                   <w:rPr>
                     <w:rFonts w:ascii="MS Gothic" w:eastAsia="MS Gothic" w:hAnsi="MS Gothic" w:hint="eastAsia"/>
                     <w:szCs w:val="20"/>
+                    <w:lang w:eastAsia="en-AU"/>
                   </w:rPr>
-                  <w:t>☐</w:t>
+                  <w:t>☒</w:t>
                 </w:r>
               </w:sdtContent>
             </w:sdt>
@@ -9573,7 +9574,7 @@
                 </w:rPr>
                 <w:id w:val="-103414386"/>
                 <w14:checkbox>
-                  <w14:checked w14:val="0"/>
+                  <w14:checked w14:val="1"/>
                   <w14:checkedState w14:val="2612" w14:font="MS Gothic"/>
                   <w14:uncheckedState w14:val="2610" w14:font="MS Gothic"/>
                 </w14:checkbox>
@@ -9583,8 +9584,9 @@
                   <w:rPr>
                     <w:rFonts w:ascii="MS Gothic" w:eastAsia="MS Gothic" w:hAnsi="MS Gothic" w:hint="eastAsia"/>
                     <w:szCs w:val="20"/>
+                    <w:lang w:eastAsia="en-AU"/>
                   </w:rPr>
-                  <w:t>☐</w:t>
+                  <w:t>☒</w:t>
                 </w:r>
               </w:sdtContent>
             </w:sdt>
@@ -15199,6 +15201,41 @@
 </file>
 
 <file path=customXml/item2.xml><?xml version="1.0" encoding="utf-8"?>
+<Fcrs180_1XMLNode xmlns="CRS180_1">
+  <OthBox/>
+</Fcrs180_1XMLNode>
+</file>
+
+<file path=customXml/item3.xml><?xml version="1.0" encoding="utf-8"?>
+<b:Sources xmlns:b="http://schemas.openxmlformats.org/officeDocument/2006/bibliography" xmlns="http://schemas.openxmlformats.org/officeDocument/2006/bibliography" SelectedStyle="\APASixthEditionOfficeOnline.xsl" StyleName="APA" Version="6"/>
+</file>
+
+<file path=customXml/item4.xml><?xml version="1.0" encoding="utf-8"?>
+<Fcrs180_2XMLNode xmlns="CRS180_2">
+  <AssessType/>
+</Fcrs180_2XMLNode>
+</file>
+
+<file path=customXml/item5.xml><?xml version="1.0" encoding="utf-8"?>
+<Fcrs180_4XMLNode xmlns="CRS180_4">
+  <DeptName>BDIT, Computer and Information Technology</DeptName>
+</Fcrs180_4XMLNode>
+</file>
+
+<file path=customXml/item6.xml><?xml version="1.0" encoding="utf-8"?>
+<Fcrs180_3XMLNode xmlns="CRS180_3">
+  <StName/>
+  <StID/>
+</Fcrs180_3XMLNode>
+</file>
+
+<file path=customXml/item7.xml><?xml version="1.0" encoding="utf-8"?>
+<Fcrs180_5XMLNode xmlns="CRS180_5">
+  <AssessTypeR>Observation/Portfolio</AssessTypeR>
+</Fcrs180_5XMLNode>
+</file>
+
+<file path=customXml/item8.xml><?xml version="1.0" encoding="utf-8"?>
 <Fcrs180XMLNode xmlns="CRS180">
   <SName/>
   <SID/>
@@ -15214,41 +15251,6 @@
 </Fcrs180XMLNode>
 </file>
 
-<file path=customXml/item3.xml><?xml version="1.0" encoding="utf-8"?>
-<Fcrs180_3XMLNode xmlns="CRS180_3">
-  <StName/>
-  <StID/>
-</Fcrs180_3XMLNode>
-</file>
-
-<file path=customXml/item4.xml><?xml version="1.0" encoding="utf-8"?>
-<Fcrs180_2XMLNode xmlns="CRS180_2">
-  <AssessType/>
-</Fcrs180_2XMLNode>
-</file>
-
-<file path=customXml/item5.xml><?xml version="1.0" encoding="utf-8"?>
-<b:Sources xmlns:b="http://schemas.openxmlformats.org/officeDocument/2006/bibliography" xmlns="http://schemas.openxmlformats.org/officeDocument/2006/bibliography" SelectedStyle="\APASixthEditionOfficeOnline.xsl" StyleName="APA" Version="6"/>
-</file>
-
-<file path=customXml/item6.xml><?xml version="1.0" encoding="utf-8"?>
-<Fcrs180_1XMLNode xmlns="CRS180_1">
-  <OthBox/>
-</Fcrs180_1XMLNode>
-</file>
-
-<file path=customXml/item7.xml><?xml version="1.0" encoding="utf-8"?>
-<Fcrs180_5XMLNode xmlns="CRS180_5">
-  <AssessTypeR>Observation/Portfolio</AssessTypeR>
-</Fcrs180_5XMLNode>
-</file>
-
-<file path=customXml/item8.xml><?xml version="1.0" encoding="utf-8"?>
-<Fcrs180_4XMLNode xmlns="CRS180_4">
-  <DeptName>BDIT, Computer and Information Technology</DeptName>
-</Fcrs180_4XMLNode>
-</file>
-
 <file path=customXml/itemProps1.xml><?xml version="1.0" encoding="utf-8"?>
 <ds:datastoreItem xmlns:ds="http://schemas.openxmlformats.org/officeDocument/2006/customXml" ds:itemID="{55AF091B-3C7A-41E3-B477-F2FDAA23CFDA}">
   <ds:schemaRefs>
@@ -15258,17 +15260,17 @@
 </file>
 
 <file path=customXml/itemProps2.xml><?xml version="1.0" encoding="utf-8"?>
-<ds:datastoreItem xmlns:ds="http://schemas.openxmlformats.org/officeDocument/2006/customXml" ds:itemID="{AEAA7968-AA76-4AEA-864E-618A3CDCDA91}">
+<ds:datastoreItem xmlns:ds="http://schemas.openxmlformats.org/officeDocument/2006/customXml" ds:itemID="{93E8A757-17F0-4CC7-B32F-5C21CEC8E169}">
   <ds:schemaRefs>
-    <ds:schemaRef ds:uri="CRS180"/>
+    <ds:schemaRef ds:uri="CRS180_1"/>
   </ds:schemaRefs>
 </ds:datastoreItem>
 </file>
 
 <file path=customXml/itemProps3.xml><?xml version="1.0" encoding="utf-8"?>
-<ds:datastoreItem xmlns:ds="http://schemas.openxmlformats.org/officeDocument/2006/customXml" ds:itemID="{EADE9EF3-1304-43E5-9865-7510817D635D}">
+<ds:datastoreItem xmlns:ds="http://schemas.openxmlformats.org/officeDocument/2006/customXml" ds:itemID="{AAD7C83C-D912-42F8-8DFC-C8FB8A29DBD9}">
   <ds:schemaRefs>
-    <ds:schemaRef ds:uri="CRS180_3"/>
+    <ds:schemaRef ds:uri="http://schemas.openxmlformats.org/officeDocument/2006/bibliography"/>
   </ds:schemaRefs>
 </ds:datastoreItem>
 </file>
@@ -15282,17 +15284,17 @@
 </file>
 
 <file path=customXml/itemProps5.xml><?xml version="1.0" encoding="utf-8"?>
-<ds:datastoreItem xmlns:ds="http://schemas.openxmlformats.org/officeDocument/2006/customXml" ds:itemID="{AAD7C83C-D912-42F8-8DFC-C8FB8A29DBD9}">
+<ds:datastoreItem xmlns:ds="http://schemas.openxmlformats.org/officeDocument/2006/customXml" ds:itemID="{BCCE98C7-93E3-46B4-9136-8583CF4B79F7}">
   <ds:schemaRefs>
-    <ds:schemaRef ds:uri="http://schemas.openxmlformats.org/officeDocument/2006/bibliography"/>
+    <ds:schemaRef ds:uri="CRS180_4"/>
   </ds:schemaRefs>
 </ds:datastoreItem>
 </file>
 
 <file path=customXml/itemProps6.xml><?xml version="1.0" encoding="utf-8"?>
-<ds:datastoreItem xmlns:ds="http://schemas.openxmlformats.org/officeDocument/2006/customXml" ds:itemID="{93E8A757-17F0-4CC7-B32F-5C21CEC8E169}">
+<ds:datastoreItem xmlns:ds="http://schemas.openxmlformats.org/officeDocument/2006/customXml" ds:itemID="{EADE9EF3-1304-43E5-9865-7510817D635D}">
   <ds:schemaRefs>
-    <ds:schemaRef ds:uri="CRS180_1"/>
+    <ds:schemaRef ds:uri="CRS180_3"/>
   </ds:schemaRefs>
 </ds:datastoreItem>
 </file>
@@ -15306,9 +15308,9 @@
 </file>
 
 <file path=customXml/itemProps8.xml><?xml version="1.0" encoding="utf-8"?>
-<ds:datastoreItem xmlns:ds="http://schemas.openxmlformats.org/officeDocument/2006/customXml" ds:itemID="{BCCE98C7-93E3-46B4-9136-8583CF4B79F7}">
+<ds:datastoreItem xmlns:ds="http://schemas.openxmlformats.org/officeDocument/2006/customXml" ds:itemID="{AEAA7968-AA76-4AEA-864E-618A3CDCDA91}">
   <ds:schemaRefs>
-    <ds:schemaRef ds:uri="CRS180_4"/>
+    <ds:schemaRef ds:uri="CRS180"/>
   </ds:schemaRefs>
 </ds:datastoreItem>
 </file>